--- a/physics_course/word/lesson01_เฉลย.docx
+++ b/physics_course/word/lesson01_เฉลย.docx
@@ -17,7 +17,7 @@
           <w:b/>
           <w:sz w:val="24"/>
         </w:rPr>
-        <w:t xml:space="preserve">ข้อ p1_l01_001: </w:t>
+        <w:t xml:space="preserve">ข้อ 1: </w:t>
       </w:r>
       <w:r>
         <w:rPr>
@@ -41,7 +41,7 @@
           <w:b/>
           <w:sz w:val="24"/>
         </w:rPr>
-        <w:t xml:space="preserve">ข้อ p1_l01_002: </w:t>
+        <w:t xml:space="preserve">ข้อ 2: </w:t>
       </w:r>
       <w:r>
         <w:rPr>
@@ -65,7 +65,7 @@
           <w:b/>
           <w:sz w:val="24"/>
         </w:rPr>
-        <w:t xml:space="preserve">ข้อ p1_l01_003: </w:t>
+        <w:t xml:space="preserve">ข้อ 3: </w:t>
       </w:r>
       <w:r>
         <w:rPr>
@@ -89,7 +89,7 @@
           <w:b/>
           <w:sz w:val="24"/>
         </w:rPr>
-        <w:t xml:space="preserve">ข้อ p1_l01_004: </w:t>
+        <w:t xml:space="preserve">ข้อ 4: </w:t>
       </w:r>
       <w:r>
         <w:rPr>
@@ -113,7 +113,7 @@
           <w:b/>
           <w:sz w:val="24"/>
         </w:rPr>
-        <w:t xml:space="preserve">ข้อ p1_l01_005: </w:t>
+        <w:t xml:space="preserve">ข้อ 5: </w:t>
       </w:r>
       <w:r>
         <w:rPr>
@@ -137,7 +137,7 @@
           <w:b/>
           <w:sz w:val="24"/>
         </w:rPr>
-        <w:t xml:space="preserve">ข้อ p1_l01_006: </w:t>
+        <w:t xml:space="preserve">ข้อ 6: </w:t>
       </w:r>
       <w:r>
         <w:rPr>
@@ -165,7 +165,7 @@
           <w:b/>
           <w:sz w:val="24"/>
         </w:rPr>
-        <w:t xml:space="preserve">ข้อ p1_l01_007: </w:t>
+        <w:t xml:space="preserve">ข้อ 7: </w:t>
       </w:r>
       <w:r>
         <w:rPr>
@@ -193,7 +193,7 @@
           <w:b/>
           <w:sz w:val="24"/>
         </w:rPr>
-        <w:t xml:space="preserve">ข้อ p1_l01_008: </w:t>
+        <w:t xml:space="preserve">ข้อ 8: </w:t>
       </w:r>
       <w:r>
         <w:rPr>
@@ -217,7 +217,7 @@
           <w:b/>
           <w:sz w:val="24"/>
         </w:rPr>
-        <w:t xml:space="preserve">ข้อ p1_l01_009: </w:t>
+        <w:t xml:space="preserve">ข้อ 9: </w:t>
       </w:r>
       <w:r>
         <w:rPr>
@@ -241,7 +241,7 @@
           <w:b/>
           <w:sz w:val="24"/>
         </w:rPr>
-        <w:t xml:space="preserve">ข้อ p1_l01_010: </w:t>
+        <w:t xml:space="preserve">ข้อ 10: </w:t>
       </w:r>
       <w:r>
         <w:rPr>
@@ -267,7 +267,7 @@
           <w:b/>
           <w:sz w:val="24"/>
         </w:rPr>
-        <w:t xml:space="preserve">ข้อ p1_l01_011: </w:t>
+        <w:t xml:space="preserve">ข้อ 11: </w:t>
       </w:r>
       <w:r>
         <w:rPr>
@@ -291,7 +291,7 @@
           <w:b/>
           <w:sz w:val="24"/>
         </w:rPr>
-        <w:t xml:space="preserve">ข้อ p1_l01_012: </w:t>
+        <w:t xml:space="preserve">ข้อ 12: </w:t>
       </w:r>
       <w:r>
         <w:rPr>
@@ -317,7 +317,7 @@
           <w:b/>
           <w:sz w:val="24"/>
         </w:rPr>
-        <w:t xml:space="preserve">ข้อ p1_l01_013: </w:t>
+        <w:t xml:space="preserve">ข้อ 13: </w:t>
       </w:r>
       <w:r>
         <w:rPr>
@@ -343,7 +343,7 @@
           <w:b/>
           <w:sz w:val="24"/>
         </w:rPr>
-        <w:t xml:space="preserve">ข้อ p1_l01_014: </w:t>
+        <w:t xml:space="preserve">ข้อ 14: </w:t>
       </w:r>
       <w:r>
         <w:rPr>
@@ -369,7 +369,7 @@
           <w:b/>
           <w:sz w:val="24"/>
         </w:rPr>
-        <w:t xml:space="preserve">ข้อ p1_l01_015: </w:t>
+        <w:t xml:space="preserve">ข้อ 15: </w:t>
       </w:r>
       <w:r>
         <w:rPr>
@@ -395,7 +395,7 @@
           <w:b/>
           <w:sz w:val="24"/>
         </w:rPr>
-        <w:t xml:space="preserve">ข้อ p1_l01_016: </w:t>
+        <w:t xml:space="preserve">ข้อ 16: </w:t>
       </w:r>
       <w:r>
         <w:rPr>
@@ -423,7 +423,7 @@
           <w:b/>
           <w:sz w:val="24"/>
         </w:rPr>
-        <w:t xml:space="preserve">ข้อ p1_l01_017: </w:t>
+        <w:t xml:space="preserve">ข้อ 17: </w:t>
       </w:r>
       <w:r>
         <w:rPr>
@@ -451,7 +451,7 @@
           <w:b/>
           <w:sz w:val="24"/>
         </w:rPr>
-        <w:t xml:space="preserve">ข้อ p1_l01_018: </w:t>
+        <w:t xml:space="preserve">ข้อ 18: </w:t>
       </w:r>
       <w:r>
         <w:rPr>
@@ -477,7 +477,7 @@
           <w:b/>
           <w:sz w:val="24"/>
         </w:rPr>
-        <w:t xml:space="preserve">ข้อ p1_l01_019: </w:t>
+        <w:t xml:space="preserve">ข้อ 19: </w:t>
       </w:r>
       <w:r>
         <w:rPr>
@@ -503,7 +503,7 @@
           <w:b/>
           <w:sz w:val="24"/>
         </w:rPr>
-        <w:t xml:space="preserve">ข้อ p1_l01_020: </w:t>
+        <w:t xml:space="preserve">ข้อ 20: </w:t>
       </w:r>
       <w:r>
         <w:rPr>
@@ -531,7 +531,7 @@
           <w:b/>
           <w:sz w:val="24"/>
         </w:rPr>
-        <w:t xml:space="preserve">ข้อ p1_l01_021: </w:t>
+        <w:t xml:space="preserve">ข้อ 21: </w:t>
       </w:r>
       <w:r>
         <w:rPr>
@@ -561,7 +561,7 @@
           <w:b/>
           <w:sz w:val="24"/>
         </w:rPr>
-        <w:t xml:space="preserve">ข้อ p1_l01_022: </w:t>
+        <w:t xml:space="preserve">ข้อ 22: </w:t>
       </w:r>
       <w:r>
         <w:rPr>
@@ -585,7 +585,7 @@
           <w:b/>
           <w:sz w:val="24"/>
         </w:rPr>
-        <w:t xml:space="preserve">ข้อ p1_l01_023: </w:t>
+        <w:t xml:space="preserve">ข้อ 23: </w:t>
       </w:r>
       <w:r>
         <w:rPr>
@@ -609,7 +609,7 @@
           <w:b/>
           <w:sz w:val="24"/>
         </w:rPr>
-        <w:t xml:space="preserve">ข้อ p1_l01_024: </w:t>
+        <w:t xml:space="preserve">ข้อ 24: </w:t>
       </w:r>
       <w:r>
         <w:rPr>
@@ -639,7 +639,7 @@
           <w:b/>
           <w:sz w:val="24"/>
         </w:rPr>
-        <w:t xml:space="preserve">ข้อ p1_l01_025: </w:t>
+        <w:t xml:space="preserve">ข้อ 25: </w:t>
       </w:r>
       <w:r>
         <w:rPr>
